--- a/samples/templates/organization/thu_chao_phi.docx
+++ b/samples/templates/organization/thu_chao_phi.docx
@@ -588,7 +588,7 @@
           <w:szCs w:val="24"/>
           <w:lang w:val="pt-BR"/>
         </w:rPr>
-        <w:t>- {{TAI_SAN_THAM_DINH}}......</w:t>
+        <w:t>- {{TAI_SAN_THAM_DINH}}</w:t>
       </w:r>
       <w:r>
         <w:rPr>

--- a/samples/templates/organization/thu_chao_phi.docx
+++ b/samples/templates/organization/thu_chao_phi.docx
@@ -20,7 +20,7 @@
           </w:tcPr>
           <w:p>
             <w:pPr>
-              <w:pStyle w:val="ThnVnban"/>
+              <w:pStyle w:val="BodyText"/>
               <w:spacing w:line="360" w:lineRule="auto"/>
               <w:jc w:val="center"/>
               <w:rPr>
@@ -44,7 +44,7 @@
           </w:p>
           <w:p>
             <w:pPr>
-              <w:pStyle w:val="ThnVnban"/>
+              <w:pStyle w:val="BodyText"/>
               <w:spacing w:line="360" w:lineRule="auto"/>
               <w:jc w:val="center"/>
               <w:rPr>
@@ -72,7 +72,7 @@
           </w:tcPr>
           <w:p>
             <w:pPr>
-              <w:pStyle w:val="ThnVnban"/>
+              <w:pStyle w:val="BodyText"/>
               <w:spacing w:line="360" w:lineRule="auto"/>
               <w:jc w:val="center"/>
               <w:rPr>
@@ -96,7 +96,7 @@
           </w:p>
           <w:p>
             <w:pPr>
-              <w:pStyle w:val="ThnVnban"/>
+              <w:pStyle w:val="BodyText"/>
               <w:spacing w:line="360" w:lineRule="auto"/>
               <w:jc w:val="center"/>
               <w:rPr>
@@ -126,7 +126,7 @@
           </w:tcPr>
           <w:p>
             <w:pPr>
-              <w:pStyle w:val="ThnVnban"/>
+              <w:pStyle w:val="BodyText"/>
               <w:spacing w:line="360" w:lineRule="auto"/>
               <w:jc w:val="center"/>
               <w:rPr>
@@ -145,7 +145,7 @@
           </w:tcPr>
           <w:p>
             <w:pPr>
-              <w:pStyle w:val="ThnVnban"/>
+              <w:pStyle w:val="BodyText"/>
               <w:spacing w:line="360" w:lineRule="auto"/>
               <w:jc w:val="center"/>
               <w:rPr>
@@ -170,10 +170,11 @@
     </w:tbl>
     <w:p>
       <w:pPr>
-        <w:pStyle w:val="ThnVnban"/>
+        <w:pStyle w:val="BodyText"/>
         <w:spacing w:line="360" w:lineRule="auto"/>
-        <w:rPr>
-          <w:rFonts w:ascii="Times New Roman" w:hAnsi="Times New Roman"/>
+        <w:jc w:val="right"/>
+        <w:rPr>
+          <w:rFonts w:asciiTheme="majorHAnsi" w:hAnsiTheme="majorHAnsi" w:cstheme="majorHAnsi"/>
           <w:b/>
           <w:i/>
           <w:sz w:val="24"/>
@@ -189,176 +190,18 @@
           <w:sz w:val="40"/>
           <w:szCs w:val="40"/>
         </w:rPr>
-        <w:t xml:space="preserve">                            </w:t>
-        <w:tab/>
-        <w:tab/>
-        <w:tab/>
-        <w:tab/>
-        <w:tab/>
-        <w:t xml:space="preserve"> Tp. Hồ Chí Minh, ngày {{NGAY}} tháng {{THANG}} năm {{NAM}}</w:t>
+        <w:t xml:space="preserve">                           </w:t>
       </w:r>
       <w:r>
         <w:rPr>
-          <w:rFonts w:ascii="Times New Roman" w:hAnsi="Times New Roman"/>
+          <w:rFonts w:asciiTheme="majorHAnsi" w:hAnsiTheme="majorHAnsi" w:cstheme="majorHAnsi"/>
+          <w:b/>
+          <w:noProof/>
+          <w:color w:val="FF0000"/>
           <w:sz w:val="24"/>
           <w:szCs w:val="24"/>
         </w:rPr>
-      </w:r>
-      <w:r>
-        <w:rPr>
-          <w:rFonts w:ascii="Times New Roman" w:hAnsi="Times New Roman"/>
-          <w:sz w:val="24"/>
-          <w:szCs w:val="24"/>
-        </w:rPr>
-      </w:r>
-      <w:r>
-        <w:rPr>
-          <w:rFonts w:ascii="Times New Roman" w:hAnsi="Times New Roman"/>
-          <w:sz w:val="24"/>
-          <w:szCs w:val="24"/>
-        </w:rPr>
-      </w:r>
-      <w:r>
-        <w:rPr>
-          <w:rFonts w:ascii="Times New Roman" w:hAnsi="Times New Roman"/>
-          <w:sz w:val="24"/>
-          <w:szCs w:val="24"/>
-        </w:rPr>
-      </w:r>
-      <w:r>
-        <w:rPr>
-          <w:rFonts w:ascii="Times New Roman" w:hAnsi="Times New Roman"/>
-          <w:sz w:val="24"/>
-          <w:szCs w:val="24"/>
-        </w:rPr>
-      </w:r>
-      <w:r>
-        <w:rPr>
-          <w:rFonts w:ascii="Times New Roman" w:hAnsi="Times New Roman"/>
-          <w:sz w:val="24"/>
-          <w:szCs w:val="24"/>
-        </w:rPr>
-      </w:r>
-      <w:r>
-        <w:rPr>
-          <w:rFonts w:ascii="Times New Roman" w:hAnsi="Times New Roman"/>
-          <w:i/>
-          <w:sz w:val="24"/>
-          <w:szCs w:val="24"/>
-        </w:rPr>
-      </w:r>
-      <w:r>
-        <w:rPr>
-          <w:rFonts w:ascii="Times New Roman" w:hAnsi="Times New Roman"/>
-          <w:i/>
-          <w:sz w:val="24"/>
-          <w:szCs w:val="24"/>
-          <w:lang w:val="en-US"/>
-        </w:rPr>
-      </w:r>
-      <w:r>
-        <w:rPr>
-          <w:rFonts w:ascii="Times New Roman" w:hAnsi="Times New Roman"/>
-          <w:i/>
-          <w:sz w:val="24"/>
-          <w:szCs w:val="24"/>
-        </w:rPr>
-      </w:r>
-      <w:r>
-        <w:rPr>
-          <w:rFonts w:ascii="Times New Roman" w:hAnsi="Times New Roman"/>
-          <w:i/>
-          <w:sz w:val="24"/>
-          <w:szCs w:val="24"/>
-          <w:lang w:val="en-US"/>
-        </w:rPr>
-      </w:r>
-      <w:r>
-        <w:rPr>
-          <w:rFonts w:ascii="Times New Roman" w:hAnsi="Times New Roman"/>
-          <w:i/>
-          <w:sz w:val="24"/>
-          <w:szCs w:val="24"/>
-        </w:rPr>
-      </w:r>
-      <w:r>
-        <w:rPr>
-          <w:rFonts w:ascii="Times New Roman" w:hAnsi="Times New Roman"/>
-          <w:i/>
-          <w:sz w:val="24"/>
-          <w:szCs w:val="24"/>
-          <w:lang w:val="en-US"/>
-        </w:rPr>
-      </w:r>
-      <w:r>
-        <w:rPr>
-          <w:rFonts w:ascii="Times New Roman" w:hAnsi="Times New Roman"/>
-          <w:i/>
-          <w:sz w:val="24"/>
-          <w:szCs w:val="24"/>
-          <w:lang w:val="en-US"/>
-        </w:rPr>
-      </w:r>
-      <w:r>
-        <w:rPr>
-          <w:rFonts w:ascii="Times New Roman" w:hAnsi="Times New Roman"/>
-          <w:i/>
-          <w:sz w:val="24"/>
-          <w:szCs w:val="24"/>
-          <w:lang w:val="en-US"/>
-        </w:rPr>
-      </w:r>
-      <w:r>
-        <w:rPr>
-          <w:rFonts w:ascii="Times New Roman" w:hAnsi="Times New Roman"/>
-          <w:i/>
-          <w:sz w:val="24"/>
-          <w:szCs w:val="24"/>
-        </w:rPr>
-      </w:r>
-      <w:r>
-        <w:rPr>
-          <w:rFonts w:ascii="Times New Roman" w:hAnsi="Times New Roman"/>
-          <w:i/>
-          <w:sz w:val="24"/>
-          <w:szCs w:val="24"/>
-          <w:lang w:val="en-US"/>
-        </w:rPr>
-      </w:r>
-      <w:r>
-        <w:rPr>
-          <w:rFonts w:ascii="Times New Roman" w:hAnsi="Times New Roman"/>
-          <w:i/>
-          <w:sz w:val="24"/>
-          <w:szCs w:val="24"/>
-          <w:lang w:val="en-US"/>
-        </w:rPr>
-      </w:r>
-      <w:r>
-        <w:rPr>
-          <w:rFonts w:ascii="Times New Roman" w:hAnsi="Times New Roman"/>
-          <w:i/>
-          <w:sz w:val="24"/>
-          <w:szCs w:val="24"/>
-        </w:rPr>
-      </w:r>
-      <w:r>
-        <w:rPr>
-          <w:rFonts w:ascii="Times New Roman" w:hAnsi="Times New Roman"/>
-          <w:i/>
-          <w:sz w:val="24"/>
-          <w:szCs w:val="24"/>
-          <w:lang w:val="en-US"/>
-        </w:rPr>
-      </w:r>
-      <w:r>
-        <w:rPr>
-          <w:rFonts w:ascii="Times New Roman" w:hAnsi="Times New Roman"/>
-          <w:i/>
-          <w:sz w:val="24"/>
-          <w:szCs w:val="24"/>
-          <w:lang w:val="en-US"/>
-        </w:rPr>
+        <w:t>Tp. Hồ Chí Minh, ngày {{NGAY}} tháng {{THANG}} năm {{NAM}}</w:t>
       </w:r>
     </w:p>
     <w:p>
@@ -403,12 +246,6 @@
           <w:szCs w:val="28"/>
         </w:rPr>
         <w:t>Kính gửi: {{TEN_KHACH_HANG}}</w:t>
-      </w:r>
-      <w:r>
-        <w:rPr>
-          <w:b/>
-          <w:lang w:val="nl-NL"/>
-        </w:rPr>
       </w:r>
     </w:p>
     <w:p>
@@ -501,7 +338,7 @@
                     </pic:cNvPicPr>
                   </pic:nvPicPr>
                   <pic:blipFill>
-                    <a:blip r:embed="rId9">
+                    <a:blip r:embed="rId8">
                       <a:extLst>
                         <a:ext uri="{28A0092B-C50C-407E-A947-70E740481C1C}">
                           <a14:useLocalDpi xmlns:a14="http://schemas.microsoft.com/office/drawing/2010/main" val="0"/>
@@ -571,7 +408,7 @@
     </w:p>
     <w:p>
       <w:pPr>
-        <w:pStyle w:val="KhngDncch"/>
+        <w:pStyle w:val="NoSpacing"/>
         <w:spacing w:line="360" w:lineRule="auto"/>
         <w:jc w:val="both"/>
         <w:rPr>
@@ -589,21 +426,6 @@
           <w:lang w:val="pt-BR"/>
         </w:rPr>
         <w:t>- {{TAI_SAN_THAM_DINH}}</w:t>
-      </w:r>
-      <w:r>
-        <w:rPr>
-          <w:rFonts w:ascii="Times New Roman" w:hAnsi="Times New Roman"/>
-          <w:sz w:val="24"/>
-          <w:szCs w:val="24"/>
-        </w:rPr>
-      </w:r>
-      <w:r>
-        <w:rPr>
-          <w:rFonts w:ascii="Times New Roman" w:hAnsi="Times New Roman"/>
-          <w:sz w:val="24"/>
-          <w:szCs w:val="24"/>
-          <w:lang w:val="vi-VN"/>
-        </w:rPr>
       </w:r>
     </w:p>
     <w:p>
@@ -625,21 +447,6 @@
           <w:lang w:val="pt-BR"/>
         </w:rPr>
         <w:t>Mục đích thẩm định: {{MUC_DICH_THAM_DINH_DAY_DU}}</w:t>
-      </w:r>
-      <w:r/>
-      <w:r>
-        <w:rPr>
-          <w:bCs/>
-          <w:color w:val="000000"/>
-        </w:rPr>
-      </w:r>
-      <w:r>
-        <w:rPr>
-          <w:color w:val="000000"/>
-          <w:sz w:val="23"/>
-          <w:szCs w:val="23"/>
-          <w:lang w:val="nl-NL"/>
-        </w:rPr>
       </w:r>
     </w:p>
     <w:p>
@@ -698,7 +505,7 @@
                     </pic:cNvPicPr>
                   </pic:nvPicPr>
                   <pic:blipFill>
-                    <a:blip r:embed="rId10">
+                    <a:blip r:embed="rId9">
                       <a:lum bright="48000" contrast="-38000"/>
                       <a:extLst>
                         <a:ext uri="{28A0092B-C50C-407E-A947-70E740481C1C}">
@@ -782,69 +589,22 @@
           <w:lang w:val="nl-NL"/>
         </w:rPr>
         <w:t>Giá dịch vụ thẩm định giá (đã bao gồm thuế GTGT 10%)</w:t>
+      </w:r>
+      <w:r>
+        <w:rPr>
+          <w:color w:val="000000"/>
+          <w:lang w:val="nl-NL"/>
+        </w:rPr>
         <w:tab/>
+      </w:r>
+      <w:r>
+        <w:rPr>
+          <w:color w:val="000000"/>
+          <w:lang w:val="nl-NL"/>
+        </w:rPr>
         <w:tab/>
         <w:t>= {{PHI_THAM_DINH}} đồng.</w:t>
       </w:r>
-      <w:r>
-        <w:rPr>
-          <w:color w:val="000000"/>
-          <w:lang w:val="nl-NL"/>
-        </w:rPr>
-      </w:r>
-      <w:r>
-        <w:rPr>
-          <w:color w:val="000000"/>
-          <w:lang w:val="nl-NL"/>
-        </w:rPr>
-      </w:r>
-      <w:r>
-        <w:rPr>
-          <w:color w:val="000000"/>
-          <w:lang w:val="nl-NL"/>
-        </w:rPr>
-      </w:r>
-      <w:r>
-        <w:rPr>
-          <w:b/>
-          <w:iCs/>
-        </w:rPr>
-      </w:r>
-      <w:r>
-        <w:rPr>
-          <w:b/>
-          <w:iCs/>
-          <w:lang w:val="vi-VN"/>
-        </w:rPr>
-      </w:r>
-      <w:r>
-        <w:rPr>
-          <w:b/>
-          <w:iCs/>
-        </w:rPr>
-      </w:r>
-      <w:r>
-        <w:rPr>
-          <w:b/>
-          <w:iCs/>
-          <w:lang w:val="vi-VN"/>
-        </w:rPr>
-      </w:r>
-      <w:r>
-        <w:rPr>
-          <w:b/>
-          <w:iCs/>
-          <w:lang w:val="nl-NL"/>
-        </w:rPr>
-      </w:r>
-      <w:r>
-        <w:rPr>
-          <w:b/>
-          <w:bCs/>
-          <w:color w:val="000000"/>
-          <w:lang w:val="nl-NL"/>
-        </w:rPr>
-      </w:r>
     </w:p>
     <w:p>
       <w:pPr>
@@ -863,27 +623,6 @@
           <w:lang w:val="pt-BR"/>
         </w:rPr>
         <w:t>(Bằng chữ: {{PHI_THAM_DINH_BANG_CHU}})</w:t>
-      </w:r>
-      <w:r>
-        <w:rPr>
-          <w:b/>
-          <w:i/>
-          <w:lang w:val="pt-BR"/>
-        </w:rPr>
-      </w:r>
-      <w:r>
-        <w:rPr>
-          <w:b/>
-          <w:i/>
-          <w:lang w:val="pt-BR"/>
-        </w:rPr>
-      </w:r>
-      <w:r>
-        <w:rPr>
-          <w:b/>
-          <w:i/>
-          <w:lang w:val="pt-BR"/>
-        </w:rPr>
       </w:r>
     </w:p>
     <w:p>
@@ -924,98 +663,6 @@
           <w:lang w:val="nl-NL"/>
         </w:rPr>
         <w:t>Bên A sẽ thanh toán phí dịch vụ thẩm định cho Bên B với số tiền là {{PHI_THAM_DINH}} đồng (Bằng chữ: {{PHI_THAM_DINH_BANG_CHU}}) Sau khi Bên B cung cấp đầy đủ hồ sơ bao gồm:</w:t>
-      </w:r>
-      <w:r>
-        <w:rPr>
-          <w:b/>
-          <w:iCs/>
-        </w:rPr>
-      </w:r>
-      <w:r>
-        <w:rPr>
-          <w:b/>
-          <w:iCs/>
-          <w:lang w:val="vi-VN"/>
-        </w:rPr>
-      </w:r>
-      <w:r>
-        <w:rPr>
-          <w:b/>
-          <w:iCs/>
-        </w:rPr>
-      </w:r>
-      <w:r>
-        <w:rPr>
-          <w:b/>
-          <w:iCs/>
-          <w:lang w:val="vi-VN"/>
-        </w:rPr>
-      </w:r>
-      <w:r>
-        <w:rPr>
-          <w:b/>
-          <w:iCs/>
-          <w:lang w:val="nl-NL"/>
-        </w:rPr>
-      </w:r>
-      <w:r>
-        <w:rPr>
-          <w:b/>
-          <w:bCs/>
-          <w:color w:val="000000"/>
-          <w:lang w:val="nl-NL"/>
-        </w:rPr>
-      </w:r>
-      <w:r>
-        <w:rPr>
-          <w:b/>
-          <w:bCs/>
-          <w:lang w:val="nl-NL"/>
-        </w:rPr>
-      </w:r>
-      <w:r>
-        <w:rPr>
-          <w:b/>
-          <w:bCs/>
-          <w:i/>
-          <w:iCs/>
-          <w:lang w:val="nl-NL"/>
-        </w:rPr>
-      </w:r>
-      <w:r>
-        <w:rPr>
-          <w:b/>
-          <w:i/>
-          <w:lang w:val="pt-BR"/>
-        </w:rPr>
-      </w:r>
-      <w:r>
-        <w:rPr>
-          <w:b/>
-          <w:i/>
-          <w:lang w:val="pt-BR"/>
-        </w:rPr>
-      </w:r>
-      <w:r>
-        <w:rPr>
-          <w:b/>
-          <w:bCs/>
-          <w:i/>
-          <w:iCs/>
-          <w:lang w:val="nl-NL"/>
-        </w:rPr>
-      </w:r>
-      <w:r>
-        <w:rPr>
-          <w:b/>
-          <w:bCs/>
-          <w:lang w:val="nl-NL"/>
-        </w:rPr>
-      </w:r>
-      <w:r>
-        <w:rPr>
-          <w:lang w:val="nl-NL"/>
-        </w:rPr>
       </w:r>
     </w:p>
     <w:p>
@@ -1350,7 +997,7 @@
                     </pic:cNvPicPr>
                   </pic:nvPicPr>
                   <pic:blipFill>
-                    <a:blip r:embed="rId9">
+                    <a:blip r:embed="rId8">
                       <a:extLst>
                         <a:ext uri="{28A0092B-C50C-407E-A947-70E740481C1C}">
                           <a14:useLocalDpi xmlns:a14="http://schemas.microsoft.com/office/drawing/2010/main" val="0"/>
@@ -1651,11 +1298,11 @@
       </w:pPr>
     </w:p>
     <w:sectPr>
-      <w:headerReference w:type="even" r:id="rId11"/>
-      <w:headerReference w:type="default" r:id="rId12"/>
-      <w:footerReference w:type="default" r:id="rId13"/>
-      <w:headerReference w:type="first" r:id="rId14"/>
-      <w:footerReference w:type="first" r:id="rId15"/>
+      <w:headerReference w:type="even" r:id="rId10"/>
+      <w:headerReference w:type="default" r:id="rId11"/>
+      <w:footerReference w:type="default" r:id="rId12"/>
+      <w:headerReference w:type="first" r:id="rId13"/>
+      <w:footerReference w:type="first" r:id="rId14"/>
       <w:pgSz w:w="11907" w:h="16839" w:code="9"/>
       <w:pgMar w:top="1701" w:right="657" w:bottom="426" w:left="1440" w:header="720" w:footer="720" w:gutter="0"/>
       <w:pgBorders w:offsetFrom="page">
@@ -1696,7 +1343,7 @@
 <w:ftr xmlns:wpc="http://schemas.microsoft.com/office/word/2010/wordprocessingCanvas" xmlns:cx="http://schemas.microsoft.com/office/drawing/2014/chartex" xmlns:cx1="http://schemas.microsoft.com/office/drawing/2015/9/8/chartex" xmlns:cx2="http://schemas.microsoft.com/office/drawing/2015/10/21/chartex" xmlns:cx3="http://schemas.microsoft.com/office/drawing/2016/5/9/chartex" xmlns:cx4="http://schemas.microsoft.com/office/drawing/2016/5/10/chartex" xmlns:cx5="http://schemas.microsoft.com/office/drawing/2016/5/11/chartex" xmlns:cx6="http://schemas.microsoft.com/office/drawing/2016/5/12/chartex" xmlns:cx7="http://schemas.microsoft.com/office/drawing/2016/5/13/chartex" xmlns:cx8="http://schemas.microsoft.com/office/drawing/2016/5/14/chartex" xmlns:mc="http://schemas.openxmlformats.org/markup-compatibility/2006" xmlns:aink="http://schemas.microsoft.com/office/drawing/2016/ink" xmlns:am3d="http://schemas.microsoft.com/office/drawing/2017/model3d" xmlns:o="urn:schemas-microsoft-com:office:office" xmlns:oel="http://schemas.microsoft.com/office/2019/extlst" xmlns:r="http://schemas.openxmlformats.org/officeDocument/2006/relationships" xmlns:m="http://schemas.openxmlformats.org/officeDocument/2006/math" xmlns:v="urn:schemas-microsoft-com:vml" xmlns:wp14="http://schemas.microsoft.com/office/word/2010/wordprocessingDrawing" xmlns:wp="http://schemas.openxmlformats.org/drawingml/2006/wordprocessingDrawing" xmlns:w10="urn:schemas-microsoft-com:office:word" xmlns:w="http://schemas.openxmlformats.org/wordprocessingml/2006/main" xmlns:w14="http://schemas.microsoft.com/office/word/2010/wordml" xmlns:w15="http://schemas.microsoft.com/office/word/2012/wordml" xmlns:w16cex="http://schemas.microsoft.com/office/word/2018/wordml/cex" xmlns:w16cid="http://schemas.microsoft.com/office/word/2016/wordml/cid" xmlns:w16="http://schemas.microsoft.com/office/word/2018/wordml" xmlns:w16du="http://schemas.microsoft.com/office/word/2023/wordml/word16du" xmlns:w16sdtdh="http://schemas.microsoft.com/office/word/2020/wordml/sdtdatahash" xmlns:w16sdtfl="http://schemas.microsoft.com/office/word/2024/wordml/sdtformatlock" xmlns:w16se="http://schemas.microsoft.com/office/word/2015/wordml/symex" xmlns:wpg="http://schemas.microsoft.com/office/word/2010/wordprocessingGroup" xmlns:wpi="http://schemas.microsoft.com/office/word/2010/wordprocessingInk" xmlns:wne="http://schemas.microsoft.com/office/word/2006/wordml" xmlns:wps="http://schemas.microsoft.com/office/word/2010/wordprocessingShape" mc:Ignorable="w14 w15 w16se w16cid w16 w16cex w16sdtdh w16sdtfl w16du wp14">
   <w:p>
     <w:pPr>
-      <w:pStyle w:val="Chntrang"/>
+      <w:pStyle w:val="Footer"/>
     </w:pPr>
     <w:r>
       <w:rPr>
@@ -2251,7 +1898,7 @@
 <w:ftr xmlns:wpc="http://schemas.microsoft.com/office/word/2010/wordprocessingCanvas" xmlns:cx="http://schemas.microsoft.com/office/drawing/2014/chartex" xmlns:cx1="http://schemas.microsoft.com/office/drawing/2015/9/8/chartex" xmlns:cx2="http://schemas.microsoft.com/office/drawing/2015/10/21/chartex" xmlns:cx3="http://schemas.microsoft.com/office/drawing/2016/5/9/chartex" xmlns:cx4="http://schemas.microsoft.com/office/drawing/2016/5/10/chartex" xmlns:cx5="http://schemas.microsoft.com/office/drawing/2016/5/11/chartex" xmlns:cx6="http://schemas.microsoft.com/office/drawing/2016/5/12/chartex" xmlns:cx7="http://schemas.microsoft.com/office/drawing/2016/5/13/chartex" xmlns:cx8="http://schemas.microsoft.com/office/drawing/2016/5/14/chartex" xmlns:mc="http://schemas.openxmlformats.org/markup-compatibility/2006" xmlns:aink="http://schemas.microsoft.com/office/drawing/2016/ink" xmlns:am3d="http://schemas.microsoft.com/office/drawing/2017/model3d" xmlns:o="urn:schemas-microsoft-com:office:office" xmlns:oel="http://schemas.microsoft.com/office/2019/extlst" xmlns:r="http://schemas.openxmlformats.org/officeDocument/2006/relationships" xmlns:m="http://schemas.openxmlformats.org/officeDocument/2006/math" xmlns:v="urn:schemas-microsoft-com:vml" xmlns:wp14="http://schemas.microsoft.com/office/word/2010/wordprocessingDrawing" xmlns:wp="http://schemas.openxmlformats.org/drawingml/2006/wordprocessingDrawing" xmlns:w10="urn:schemas-microsoft-com:office:word" xmlns:w="http://schemas.openxmlformats.org/wordprocessingml/2006/main" xmlns:w14="http://schemas.microsoft.com/office/word/2010/wordml" xmlns:w15="http://schemas.microsoft.com/office/word/2012/wordml" xmlns:w16cex="http://schemas.microsoft.com/office/word/2018/wordml/cex" xmlns:w16cid="http://schemas.microsoft.com/office/word/2016/wordml/cid" xmlns:w16="http://schemas.microsoft.com/office/word/2018/wordml" xmlns:w16du="http://schemas.microsoft.com/office/word/2023/wordml/word16du" xmlns:w16sdtdh="http://schemas.microsoft.com/office/word/2020/wordml/sdtdatahash" xmlns:w16sdtfl="http://schemas.microsoft.com/office/word/2024/wordml/sdtformatlock" xmlns:w16se="http://schemas.microsoft.com/office/word/2015/wordml/symex" xmlns:wpg="http://schemas.microsoft.com/office/word/2010/wordprocessingGroup" xmlns:wpi="http://schemas.microsoft.com/office/word/2010/wordprocessingInk" xmlns:wne="http://schemas.microsoft.com/office/word/2006/wordml" xmlns:wps="http://schemas.microsoft.com/office/word/2010/wordprocessingShape" mc:Ignorable="w14 w15 w16se w16cid w16 w16cex w16sdtdh w16sdtfl w16du wp14">
   <w:p>
     <w:pPr>
-      <w:pStyle w:val="Chntrang"/>
+      <w:pStyle w:val="Footer"/>
     </w:pPr>
     <w:r>
       <w:rPr>
@@ -2611,7 +2258,7 @@
 <w:hdr xmlns:wpc="http://schemas.microsoft.com/office/word/2010/wordprocessingCanvas" xmlns:cx="http://schemas.microsoft.com/office/drawing/2014/chartex" xmlns:cx1="http://schemas.microsoft.com/office/drawing/2015/9/8/chartex" xmlns:cx2="http://schemas.microsoft.com/office/drawing/2015/10/21/chartex" xmlns:cx3="http://schemas.microsoft.com/office/drawing/2016/5/9/chartex" xmlns:cx4="http://schemas.microsoft.com/office/drawing/2016/5/10/chartex" xmlns:cx5="http://schemas.microsoft.com/office/drawing/2016/5/11/chartex" xmlns:cx6="http://schemas.microsoft.com/office/drawing/2016/5/12/chartex" xmlns:cx7="http://schemas.microsoft.com/office/drawing/2016/5/13/chartex" xmlns:cx8="http://schemas.microsoft.com/office/drawing/2016/5/14/chartex" xmlns:mc="http://schemas.openxmlformats.org/markup-compatibility/2006" xmlns:aink="http://schemas.microsoft.com/office/drawing/2016/ink" xmlns:am3d="http://schemas.microsoft.com/office/drawing/2017/model3d" xmlns:o="urn:schemas-microsoft-com:office:office" xmlns:oel="http://schemas.microsoft.com/office/2019/extlst" xmlns:r="http://schemas.openxmlformats.org/officeDocument/2006/relationships" xmlns:m="http://schemas.openxmlformats.org/officeDocument/2006/math" xmlns:v="urn:schemas-microsoft-com:vml" xmlns:wp14="http://schemas.microsoft.com/office/word/2010/wordprocessingDrawing" xmlns:wp="http://schemas.openxmlformats.org/drawingml/2006/wordprocessingDrawing" xmlns:w10="urn:schemas-microsoft-com:office:word" xmlns:w="http://schemas.openxmlformats.org/wordprocessingml/2006/main" xmlns:w14="http://schemas.microsoft.com/office/word/2010/wordml" xmlns:w15="http://schemas.microsoft.com/office/word/2012/wordml" xmlns:w16cex="http://schemas.microsoft.com/office/word/2018/wordml/cex" xmlns:w16cid="http://schemas.microsoft.com/office/word/2016/wordml/cid" xmlns:w16="http://schemas.microsoft.com/office/word/2018/wordml" xmlns:w16du="http://schemas.microsoft.com/office/word/2023/wordml/word16du" xmlns:w16sdtdh="http://schemas.microsoft.com/office/word/2020/wordml/sdtdatahash" xmlns:w16sdtfl="http://schemas.microsoft.com/office/word/2024/wordml/sdtformatlock" xmlns:w16se="http://schemas.microsoft.com/office/word/2015/wordml/symex" xmlns:wpg="http://schemas.microsoft.com/office/word/2010/wordprocessingGroup" xmlns:wpi="http://schemas.microsoft.com/office/word/2010/wordprocessingInk" xmlns:wne="http://schemas.microsoft.com/office/word/2006/wordml" xmlns:wps="http://schemas.microsoft.com/office/word/2010/wordprocessingShape" mc:Ignorable="w14 w15 w16se w16cid w16 w16cex w16sdtdh w16sdtfl w16du wp14">
   <w:p>
     <w:pPr>
-      <w:pStyle w:val="utrang"/>
+      <w:pStyle w:val="Header"/>
     </w:pPr>
     <w:r>
       <w:rPr>
@@ -2651,7 +2298,7 @@
 <w:hdr xmlns:wpc="http://schemas.microsoft.com/office/word/2010/wordprocessingCanvas" xmlns:cx="http://schemas.microsoft.com/office/drawing/2014/chartex" xmlns:cx1="http://schemas.microsoft.com/office/drawing/2015/9/8/chartex" xmlns:cx2="http://schemas.microsoft.com/office/drawing/2015/10/21/chartex" xmlns:cx3="http://schemas.microsoft.com/office/drawing/2016/5/9/chartex" xmlns:cx4="http://schemas.microsoft.com/office/drawing/2016/5/10/chartex" xmlns:cx5="http://schemas.microsoft.com/office/drawing/2016/5/11/chartex" xmlns:cx6="http://schemas.microsoft.com/office/drawing/2016/5/12/chartex" xmlns:cx7="http://schemas.microsoft.com/office/drawing/2016/5/13/chartex" xmlns:cx8="http://schemas.microsoft.com/office/drawing/2016/5/14/chartex" xmlns:mc="http://schemas.openxmlformats.org/markup-compatibility/2006" xmlns:aink="http://schemas.microsoft.com/office/drawing/2016/ink" xmlns:am3d="http://schemas.microsoft.com/office/drawing/2017/model3d" xmlns:o="urn:schemas-microsoft-com:office:office" xmlns:oel="http://schemas.microsoft.com/office/2019/extlst" xmlns:r="http://schemas.openxmlformats.org/officeDocument/2006/relationships" xmlns:m="http://schemas.openxmlformats.org/officeDocument/2006/math" xmlns:v="urn:schemas-microsoft-com:vml" xmlns:wp14="http://schemas.microsoft.com/office/word/2010/wordprocessingDrawing" xmlns:wp="http://schemas.openxmlformats.org/drawingml/2006/wordprocessingDrawing" xmlns:w10="urn:schemas-microsoft-com:office:word" xmlns:w="http://schemas.openxmlformats.org/wordprocessingml/2006/main" xmlns:w14="http://schemas.microsoft.com/office/word/2010/wordml" xmlns:w15="http://schemas.microsoft.com/office/word/2012/wordml" xmlns:w16cex="http://schemas.microsoft.com/office/word/2018/wordml/cex" xmlns:w16cid="http://schemas.microsoft.com/office/word/2016/wordml/cid" xmlns:w16="http://schemas.microsoft.com/office/word/2018/wordml" xmlns:w16du="http://schemas.microsoft.com/office/word/2023/wordml/word16du" xmlns:w16sdtdh="http://schemas.microsoft.com/office/word/2020/wordml/sdtdatahash" xmlns:w16sdtfl="http://schemas.microsoft.com/office/word/2024/wordml/sdtformatlock" xmlns:w16se="http://schemas.microsoft.com/office/word/2015/wordml/symex" xmlns:wpg="http://schemas.microsoft.com/office/word/2010/wordprocessingGroup" xmlns:wpi="http://schemas.microsoft.com/office/word/2010/wordprocessingInk" xmlns:wne="http://schemas.microsoft.com/office/word/2006/wordml" xmlns:wps="http://schemas.microsoft.com/office/word/2010/wordprocessingShape" mc:Ignorable="w14 w15 w16se w16cid w16 w16cex w16sdtdh w16sdtfl w16du wp14">
   <w:p>
     <w:pPr>
-      <w:pStyle w:val="utrang"/>
+      <w:pStyle w:val="Header"/>
     </w:pPr>
     <w:r>
       <w:rPr>
@@ -3034,7 +2681,7 @@
 <w:hdr xmlns:wpc="http://schemas.microsoft.com/office/word/2010/wordprocessingCanvas" xmlns:cx="http://schemas.microsoft.com/office/drawing/2014/chartex" xmlns:cx1="http://schemas.microsoft.com/office/drawing/2015/9/8/chartex" xmlns:cx2="http://schemas.microsoft.com/office/drawing/2015/10/21/chartex" xmlns:cx3="http://schemas.microsoft.com/office/drawing/2016/5/9/chartex" xmlns:cx4="http://schemas.microsoft.com/office/drawing/2016/5/10/chartex" xmlns:cx5="http://schemas.microsoft.com/office/drawing/2016/5/11/chartex" xmlns:cx6="http://schemas.microsoft.com/office/drawing/2016/5/12/chartex" xmlns:cx7="http://schemas.microsoft.com/office/drawing/2016/5/13/chartex" xmlns:cx8="http://schemas.microsoft.com/office/drawing/2016/5/14/chartex" xmlns:mc="http://schemas.openxmlformats.org/markup-compatibility/2006" xmlns:aink="http://schemas.microsoft.com/office/drawing/2016/ink" xmlns:am3d="http://schemas.microsoft.com/office/drawing/2017/model3d" xmlns:o="urn:schemas-microsoft-com:office:office" xmlns:oel="http://schemas.microsoft.com/office/2019/extlst" xmlns:r="http://schemas.openxmlformats.org/officeDocument/2006/relationships" xmlns:m="http://schemas.openxmlformats.org/officeDocument/2006/math" xmlns:v="urn:schemas-microsoft-com:vml" xmlns:wp14="http://schemas.microsoft.com/office/word/2010/wordprocessingDrawing" xmlns:wp="http://schemas.openxmlformats.org/drawingml/2006/wordprocessingDrawing" xmlns:w10="urn:schemas-microsoft-com:office:word" xmlns:w="http://schemas.openxmlformats.org/wordprocessingml/2006/main" xmlns:w14="http://schemas.microsoft.com/office/word/2010/wordml" xmlns:w15="http://schemas.microsoft.com/office/word/2012/wordml" xmlns:w16cex="http://schemas.microsoft.com/office/word/2018/wordml/cex" xmlns:w16cid="http://schemas.microsoft.com/office/word/2016/wordml/cid" xmlns:w16="http://schemas.microsoft.com/office/word/2018/wordml" xmlns:w16du="http://schemas.microsoft.com/office/word/2023/wordml/word16du" xmlns:w16sdtdh="http://schemas.microsoft.com/office/word/2020/wordml/sdtdatahash" xmlns:w16sdtfl="http://schemas.microsoft.com/office/word/2024/wordml/sdtformatlock" xmlns:w16se="http://schemas.microsoft.com/office/word/2015/wordml/symex" xmlns:wpg="http://schemas.microsoft.com/office/word/2010/wordprocessingGroup" xmlns:wpi="http://schemas.microsoft.com/office/word/2010/wordprocessingInk" xmlns:wne="http://schemas.microsoft.com/office/word/2006/wordml" xmlns:wps="http://schemas.microsoft.com/office/word/2010/wordprocessingShape" mc:Ignorable="w14 w15 w16se w16cid w16 w16cex w16sdtdh w16sdtfl w16du wp14">
   <w:p>
     <w:pPr>
-      <w:pStyle w:val="utrang"/>
+      <w:pStyle w:val="Header"/>
     </w:pPr>
     <w:r>
       <w:rPr>
@@ -4850,7 +4497,7 @@
     <w:lvl w:ilvl="1">
       <w:start w:val="1"/>
       <w:numFmt w:val="decimal"/>
-      <w:pStyle w:val="u2"/>
+      <w:pStyle w:val="Heading2"/>
       <w:suff w:val="space"/>
       <w:lvlText w:val="%1.%2."/>
       <w:lvlJc w:val="left"/>
@@ -4864,7 +4511,7 @@
     <w:lvl w:ilvl="2">
       <w:start w:val="1"/>
       <w:numFmt w:val="decimal"/>
-      <w:pStyle w:val="u3"/>
+      <w:pStyle w:val="Heading3"/>
       <w:suff w:val="space"/>
       <w:lvlText w:val="%1.%2.%3."/>
       <w:lvlJc w:val="left"/>
@@ -5850,7 +5497,7 @@
     <w:lsdException w:name="Unresolved Mention" w:semiHidden="1" w:unhideWhenUsed="1"/>
     <w:lsdException w:name="Smart Link" w:semiHidden="1" w:unhideWhenUsed="1"/>
   </w:latentStyles>
-  <w:style w:type="paragraph" w:default="1" w:styleId="Binhthng">
+  <w:style w:type="paragraph" w:default="1" w:styleId="Normal">
     <w:name w:val="Normal"/>
     <w:qFormat/>
     <w:rsid w:val="00CA5F82"/>
@@ -5861,11 +5508,11 @@
       <w:lang w:val="en-US" w:eastAsia="en-US"/>
     </w:rPr>
   </w:style>
-  <w:style w:type="paragraph" w:styleId="u1">
+  <w:style w:type="paragraph" w:styleId="Heading1">
     <w:name w:val="heading 1"/>
-    <w:basedOn w:val="Binhthng"/>
-    <w:next w:val="Binhthng"/>
-    <w:link w:val="u1Char"/>
+    <w:basedOn w:val="Normal"/>
+    <w:next w:val="Normal"/>
+    <w:link w:val="Heading1Char"/>
     <w:qFormat/>
     <w:rsid w:val="00CA5F82"/>
     <w:pPr>
@@ -5882,11 +5529,11 @@
       <w:lang w:val="x-none" w:eastAsia="x-none"/>
     </w:rPr>
   </w:style>
-  <w:style w:type="paragraph" w:styleId="u2">
+  <w:style w:type="paragraph" w:styleId="Heading2">
     <w:name w:val="heading 2"/>
-    <w:basedOn w:val="Binhthng"/>
-    <w:next w:val="Binhthng"/>
-    <w:link w:val="u2Char"/>
+    <w:basedOn w:val="Normal"/>
+    <w:next w:val="Normal"/>
+    <w:link w:val="Heading2Char"/>
     <w:qFormat/>
     <w:rsid w:val="009C23D4"/>
     <w:pPr>
@@ -5906,11 +5553,11 @@
       <w:lang w:val="x-none" w:eastAsia="x-none"/>
     </w:rPr>
   </w:style>
-  <w:style w:type="paragraph" w:styleId="u3">
+  <w:style w:type="paragraph" w:styleId="Heading3">
     <w:name w:val="heading 3"/>
-    <w:basedOn w:val="Binhthng"/>
-    <w:next w:val="Binhthng"/>
-    <w:link w:val="u3Char"/>
+    <w:basedOn w:val="Normal"/>
+    <w:next w:val="Normal"/>
+    <w:link w:val="Heading3Char"/>
     <w:qFormat/>
     <w:rsid w:val="009C23D4"/>
     <w:pPr>
@@ -5929,10 +5576,10 @@
       <w:lang w:val="x-none" w:eastAsia="x-none"/>
     </w:rPr>
   </w:style>
-  <w:style w:type="paragraph" w:styleId="u5">
+  <w:style w:type="paragraph" w:styleId="Heading5">
     <w:name w:val="heading 5"/>
-    <w:basedOn w:val="Binhthng"/>
-    <w:link w:val="u5Char"/>
+    <w:basedOn w:val="Normal"/>
+    <w:link w:val="Heading5Char"/>
     <w:qFormat/>
     <w:rsid w:val="009C23D4"/>
     <w:pPr>
@@ -5947,13 +5594,13 @@
       <w:lang w:val="x-none" w:eastAsia="x-none"/>
     </w:rPr>
   </w:style>
-  <w:style w:type="character" w:default="1" w:styleId="Phngmcinhcuaoanvn">
+  <w:style w:type="character" w:default="1" w:styleId="DefaultParagraphFont">
     <w:name w:val="Default Paragraph Font"/>
     <w:uiPriority w:val="1"/>
     <w:semiHidden/>
     <w:unhideWhenUsed/>
   </w:style>
-  <w:style w:type="table" w:default="1" w:styleId="BangThngthng">
+  <w:style w:type="table" w:default="1" w:styleId="TableNormal">
     <w:name w:val="Normal Table"/>
     <w:uiPriority w:val="99"/>
     <w:semiHidden/>
@@ -5968,16 +5615,16 @@
       </w:tblCellMar>
     </w:tblPr>
   </w:style>
-  <w:style w:type="numbering" w:default="1" w:styleId="Khngco">
+  <w:style w:type="numbering" w:default="1" w:styleId="NoList">
     <w:name w:val="No List"/>
     <w:uiPriority w:val="99"/>
     <w:semiHidden/>
     <w:unhideWhenUsed/>
   </w:style>
-  <w:style w:type="paragraph" w:styleId="utrang">
+  <w:style w:type="paragraph" w:styleId="Header">
     <w:name w:val="header"/>
-    <w:basedOn w:val="Binhthng"/>
-    <w:link w:val="utrangChar"/>
+    <w:basedOn w:val="Normal"/>
+    <w:link w:val="HeaderChar"/>
     <w:uiPriority w:val="99"/>
     <w:unhideWhenUsed/>
     <w:rsid w:val="00CA5F82"/>
@@ -5988,17 +5635,17 @@
       </w:tabs>
     </w:pPr>
   </w:style>
-  <w:style w:type="character" w:customStyle="1" w:styleId="utrangChar">
-    <w:name w:val="Đầu trang Char"/>
-    <w:basedOn w:val="Phngmcinhcuaoanvn"/>
-    <w:link w:val="utrang"/>
+  <w:style w:type="character" w:customStyle="1" w:styleId="HeaderChar">
+    <w:name w:val="Header Char"/>
+    <w:basedOn w:val="DefaultParagraphFont"/>
+    <w:link w:val="Header"/>
     <w:uiPriority w:val="99"/>
     <w:rsid w:val="00CA5F82"/>
   </w:style>
-  <w:style w:type="paragraph" w:styleId="Chntrang">
+  <w:style w:type="paragraph" w:styleId="Footer">
     <w:name w:val="footer"/>
-    <w:basedOn w:val="Binhthng"/>
-    <w:link w:val="ChntrangChar"/>
+    <w:basedOn w:val="Normal"/>
+    <w:link w:val="FooterChar"/>
     <w:uiPriority w:val="99"/>
     <w:unhideWhenUsed/>
     <w:rsid w:val="00CA5F82"/>
@@ -6009,16 +5656,16 @@
       </w:tabs>
     </w:pPr>
   </w:style>
-  <w:style w:type="character" w:customStyle="1" w:styleId="ChntrangChar">
-    <w:name w:val="Chân trang Char"/>
-    <w:basedOn w:val="Phngmcinhcuaoanvn"/>
-    <w:link w:val="Chntrang"/>
+  <w:style w:type="character" w:customStyle="1" w:styleId="FooterChar">
+    <w:name w:val="Footer Char"/>
+    <w:basedOn w:val="DefaultParagraphFont"/>
+    <w:link w:val="Footer"/>
     <w:uiPriority w:val="99"/>
     <w:rsid w:val="00CA5F82"/>
   </w:style>
-  <w:style w:type="character" w:customStyle="1" w:styleId="u1Char">
-    <w:name w:val="Đầu đề 1 Char"/>
-    <w:link w:val="u1"/>
+  <w:style w:type="character" w:customStyle="1" w:styleId="Heading1Char">
+    <w:name w:val="Heading 1 Char"/>
+    <w:link w:val="Heading1"/>
     <w:rsid w:val="00CA5F82"/>
     <w:rPr>
       <w:rFonts w:ascii="Arial" w:eastAsia="Times New Roman" w:hAnsi="Arial" w:cs="Times New Roman"/>
@@ -6026,9 +5673,9 @@
       <w:szCs w:val="44"/>
     </w:rPr>
   </w:style>
-  <w:style w:type="paragraph" w:styleId="KhngDncch">
+  <w:style w:type="paragraph" w:styleId="NoSpacing">
     <w:name w:val="No Spacing"/>
-    <w:link w:val="KhngDncchChar"/>
+    <w:link w:val="NoSpacingChar"/>
     <w:uiPriority w:val="1"/>
     <w:qFormat/>
     <w:rsid w:val="00CA5F82"/>
@@ -6037,9 +5684,9 @@
       <w:lang w:val="en-US" w:eastAsia="en-US"/>
     </w:rPr>
   </w:style>
-  <w:style w:type="character" w:customStyle="1" w:styleId="KhngDncchChar">
-    <w:name w:val="Không Dãn cách Char"/>
-    <w:link w:val="KhngDncch"/>
+  <w:style w:type="character" w:customStyle="1" w:styleId="NoSpacingChar">
+    <w:name w:val="No Spacing Char"/>
+    <w:link w:val="NoSpacing"/>
     <w:uiPriority w:val="1"/>
     <w:rsid w:val="00CA5F82"/>
     <w:rPr>
@@ -6047,9 +5694,9 @@
       <w:lang w:val="en-US" w:eastAsia="en-US" w:bidi="ar-SA"/>
     </w:rPr>
   </w:style>
-  <w:style w:type="paragraph" w:styleId="oancuaDanhsach">
+  <w:style w:type="paragraph" w:styleId="ListParagraph">
     <w:name w:val="List Paragraph"/>
-    <w:basedOn w:val="Binhthng"/>
+    <w:basedOn w:val="Normal"/>
     <w:uiPriority w:val="34"/>
     <w:qFormat/>
     <w:rsid w:val="00CA5F82"/>
@@ -6058,10 +5705,10 @@
       <w:contextualSpacing/>
     </w:pPr>
   </w:style>
-  <w:style w:type="paragraph" w:styleId="Bongchuthich">
+  <w:style w:type="paragraph" w:styleId="BalloonText">
     <w:name w:val="Balloon Text"/>
-    <w:basedOn w:val="Binhthng"/>
-    <w:link w:val="BongchuthichChar"/>
+    <w:basedOn w:val="Normal"/>
+    <w:link w:val="BalloonTextChar"/>
     <w:unhideWhenUsed/>
     <w:rsid w:val="00392695"/>
     <w:rPr>
@@ -6071,9 +5718,9 @@
       <w:lang w:val="x-none" w:eastAsia="x-none"/>
     </w:rPr>
   </w:style>
-  <w:style w:type="character" w:customStyle="1" w:styleId="BongchuthichChar">
-    <w:name w:val="Bóng chú thích Char"/>
-    <w:link w:val="Bongchuthich"/>
+  <w:style w:type="character" w:customStyle="1" w:styleId="BalloonTextChar">
+    <w:name w:val="Balloon Text Char"/>
+    <w:link w:val="BalloonText"/>
     <w:rsid w:val="00392695"/>
     <w:rPr>
       <w:rFonts w:ascii="Tahoma" w:eastAsia="Times New Roman" w:hAnsi="Tahoma" w:cs="Tahoma"/>
@@ -6081,9 +5728,9 @@
       <w:szCs w:val="16"/>
     </w:rPr>
   </w:style>
-  <w:style w:type="paragraph" w:styleId="ThngthngWeb">
+  <w:style w:type="paragraph" w:styleId="NormalWeb">
     <w:name w:val="Normal (Web)"/>
-    <w:basedOn w:val="Binhthng"/>
+    <w:basedOn w:val="Normal"/>
     <w:uiPriority w:val="99"/>
     <w:unhideWhenUsed/>
     <w:rsid w:val="009D6682"/>
@@ -6091,7 +5738,7 @@
       <w:spacing w:before="100" w:beforeAutospacing="1" w:after="100" w:afterAutospacing="1"/>
     </w:pPr>
   </w:style>
-  <w:style w:type="character" w:styleId="Siuktni">
+  <w:style w:type="character" w:styleId="Hyperlink">
     <w:name w:val="Hyperlink"/>
     <w:uiPriority w:val="99"/>
     <w:unhideWhenUsed/>
@@ -6101,7 +5748,7 @@
       <w:u w:val="single"/>
     </w:rPr>
   </w:style>
-  <w:style w:type="character" w:styleId="ThamchiuChuthich">
+  <w:style w:type="character" w:styleId="CommentReference">
     <w:name w:val="annotation reference"/>
     <w:uiPriority w:val="99"/>
     <w:semiHidden/>
@@ -6112,10 +5759,10 @@
       <w:szCs w:val="16"/>
     </w:rPr>
   </w:style>
-  <w:style w:type="paragraph" w:styleId="VnbanChuthich">
+  <w:style w:type="paragraph" w:styleId="CommentText">
     <w:name w:val="annotation text"/>
-    <w:basedOn w:val="Binhthng"/>
-    <w:link w:val="VnbanChuthichChar"/>
+    <w:basedOn w:val="Normal"/>
+    <w:link w:val="CommentTextChar"/>
     <w:uiPriority w:val="99"/>
     <w:semiHidden/>
     <w:unhideWhenUsed/>
@@ -6125,9 +5772,9 @@
       <w:szCs w:val="20"/>
     </w:rPr>
   </w:style>
-  <w:style w:type="character" w:customStyle="1" w:styleId="VnbanChuthichChar">
-    <w:name w:val="Văn bản Chú thích Char"/>
-    <w:link w:val="VnbanChuthich"/>
+  <w:style w:type="character" w:customStyle="1" w:styleId="CommentTextChar">
+    <w:name w:val="Comment Text Char"/>
+    <w:link w:val="CommentText"/>
     <w:uiPriority w:val="99"/>
     <w:semiHidden/>
     <w:rsid w:val="007D1C37"/>
@@ -6135,11 +5782,11 @@
       <w:rFonts w:ascii="Times New Roman" w:eastAsia="Times New Roman" w:hAnsi="Times New Roman"/>
     </w:rPr>
   </w:style>
-  <w:style w:type="paragraph" w:styleId="ChuChuthich">
+  <w:style w:type="paragraph" w:styleId="CommentSubject">
     <w:name w:val="annotation subject"/>
-    <w:basedOn w:val="VnbanChuthich"/>
-    <w:next w:val="VnbanChuthich"/>
-    <w:link w:val="ChuChuthichChar"/>
+    <w:basedOn w:val="CommentText"/>
+    <w:next w:val="CommentText"/>
+    <w:link w:val="CommentSubjectChar"/>
     <w:uiPriority w:val="99"/>
     <w:semiHidden/>
     <w:unhideWhenUsed/>
@@ -6149,9 +5796,9 @@
       <w:bCs/>
     </w:rPr>
   </w:style>
-  <w:style w:type="character" w:customStyle="1" w:styleId="ChuChuthichChar">
-    <w:name w:val="Chủ đề Chú thích Char"/>
-    <w:link w:val="ChuChuthich"/>
+  <w:style w:type="character" w:customStyle="1" w:styleId="CommentSubjectChar">
+    <w:name w:val="Comment Subject Char"/>
+    <w:link w:val="CommentSubject"/>
     <w:uiPriority w:val="99"/>
     <w:semiHidden/>
     <w:rsid w:val="007D1C37"/>
@@ -6161,9 +5808,9 @@
       <w:bCs/>
     </w:rPr>
   </w:style>
-  <w:style w:type="character" w:customStyle="1" w:styleId="u2Char">
-    <w:name w:val="Đầu đề 2 Char"/>
-    <w:link w:val="u2"/>
+  <w:style w:type="character" w:customStyle="1" w:styleId="Heading2Char">
+    <w:name w:val="Heading 2 Char"/>
+    <w:link w:val="Heading2"/>
     <w:rsid w:val="009C23D4"/>
     <w:rPr>
       <w:rFonts w:ascii="Times New Roman" w:eastAsia="Times New Roman" w:hAnsi="Times New Roman"/>
@@ -6174,9 +5821,9 @@
       <w:lang w:val="x-none" w:eastAsia="x-none"/>
     </w:rPr>
   </w:style>
-  <w:style w:type="character" w:customStyle="1" w:styleId="u3Char">
-    <w:name w:val="Đầu đề 3 Char"/>
-    <w:link w:val="u3"/>
+  <w:style w:type="character" w:customStyle="1" w:styleId="Heading3Char">
+    <w:name w:val="Heading 3 Char"/>
+    <w:link w:val="Heading3"/>
     <w:rsid w:val="009C23D4"/>
     <w:rPr>
       <w:rFonts w:ascii="Times New Roman" w:eastAsia="Times New Roman" w:hAnsi="Times New Roman"/>
@@ -6186,9 +5833,9 @@
       <w:lang w:val="x-none" w:eastAsia="x-none"/>
     </w:rPr>
   </w:style>
-  <w:style w:type="character" w:customStyle="1" w:styleId="u5Char">
-    <w:name w:val="Đầu đề 5 Char"/>
-    <w:link w:val="u5"/>
+  <w:style w:type="character" w:customStyle="1" w:styleId="Heading5Char">
+    <w:name w:val="Heading 5 Char"/>
+    <w:link w:val="Heading5"/>
     <w:rsid w:val="009C23D4"/>
     <w:rPr>
       <w:rFonts w:ascii="Times New Roman" w:eastAsia="Times New Roman" w:hAnsi="Times New Roman"/>
@@ -6209,7 +5856,7 @@
   </w:style>
   <w:style w:type="paragraph" w:customStyle="1" w:styleId="font5">
     <w:name w:val="font5"/>
-    <w:basedOn w:val="Binhthng"/>
+    <w:basedOn w:val="Normal"/>
     <w:rsid w:val="009C23D4"/>
     <w:pPr>
       <w:spacing w:before="100" w:beforeAutospacing="1" w:after="100" w:afterAutospacing="1"/>
@@ -6225,7 +5872,7 @@
   </w:style>
   <w:style w:type="paragraph" w:customStyle="1" w:styleId="font6">
     <w:name w:val="font6"/>
-    <w:basedOn w:val="Binhthng"/>
+    <w:basedOn w:val="Normal"/>
     <w:rsid w:val="009C23D4"/>
     <w:pPr>
       <w:spacing w:before="100" w:beforeAutospacing="1" w:after="100" w:afterAutospacing="1"/>
@@ -6239,7 +5886,7 @@
   </w:style>
   <w:style w:type="paragraph" w:customStyle="1" w:styleId="xl65">
     <w:name w:val="xl65"/>
-    <w:basedOn w:val="Binhthng"/>
+    <w:basedOn w:val="Normal"/>
     <w:rsid w:val="009C23D4"/>
     <w:pPr>
       <w:spacing w:before="100" w:beforeAutospacing="1" w:after="100" w:afterAutospacing="1"/>
@@ -6248,7 +5895,7 @@
   </w:style>
   <w:style w:type="paragraph" w:customStyle="1" w:styleId="xl66">
     <w:name w:val="xl66"/>
-    <w:basedOn w:val="Binhthng"/>
+    <w:basedOn w:val="Normal"/>
     <w:rsid w:val="009C23D4"/>
     <w:pPr>
       <w:spacing w:before="100" w:beforeAutospacing="1" w:after="100" w:afterAutospacing="1"/>
@@ -6258,7 +5905,7 @@
   </w:style>
   <w:style w:type="paragraph" w:customStyle="1" w:styleId="xl67">
     <w:name w:val="xl67"/>
-    <w:basedOn w:val="Binhthng"/>
+    <w:basedOn w:val="Normal"/>
     <w:rsid w:val="009C23D4"/>
     <w:pPr>
       <w:pBdr>
@@ -6283,7 +5930,7 @@
   </w:style>
   <w:style w:type="paragraph" w:customStyle="1" w:styleId="xl68">
     <w:name w:val="xl68"/>
-    <w:basedOn w:val="Binhthng"/>
+    <w:basedOn w:val="Normal"/>
     <w:rsid w:val="009C23D4"/>
     <w:pPr>
       <w:pBdr>
@@ -6307,7 +5954,7 @@
   </w:style>
   <w:style w:type="paragraph" w:customStyle="1" w:styleId="xl69">
     <w:name w:val="xl69"/>
-    <w:basedOn w:val="Binhthng"/>
+    <w:basedOn w:val="Normal"/>
     <w:rsid w:val="009C23D4"/>
     <w:pPr>
       <w:pBdr>
@@ -6327,7 +5974,7 @@
   </w:style>
   <w:style w:type="paragraph" w:customStyle="1" w:styleId="xl70">
     <w:name w:val="xl70"/>
-    <w:basedOn w:val="Binhthng"/>
+    <w:basedOn w:val="Normal"/>
     <w:rsid w:val="009C23D4"/>
     <w:pPr>
       <w:pBdr>
@@ -6352,7 +5999,7 @@
   </w:style>
   <w:style w:type="paragraph" w:customStyle="1" w:styleId="xl71">
     <w:name w:val="xl71"/>
-    <w:basedOn w:val="Binhthng"/>
+    <w:basedOn w:val="Normal"/>
     <w:rsid w:val="009C23D4"/>
     <w:pPr>
       <w:pBdr>
@@ -6376,7 +6023,7 @@
   </w:style>
   <w:style w:type="paragraph" w:customStyle="1" w:styleId="xl72">
     <w:name w:val="xl72"/>
-    <w:basedOn w:val="Binhthng"/>
+    <w:basedOn w:val="Normal"/>
     <w:rsid w:val="009C23D4"/>
     <w:pPr>
       <w:pBdr>
@@ -6398,7 +6045,7 @@
   </w:style>
   <w:style w:type="paragraph" w:customStyle="1" w:styleId="xl73">
     <w:name w:val="xl73"/>
-    <w:basedOn w:val="Binhthng"/>
+    <w:basedOn w:val="Normal"/>
     <w:rsid w:val="009C23D4"/>
     <w:pPr>
       <w:pBdr>
@@ -6419,7 +6066,7 @@
   </w:style>
   <w:style w:type="paragraph" w:customStyle="1" w:styleId="xl74">
     <w:name w:val="xl74"/>
-    <w:basedOn w:val="Binhthng"/>
+    <w:basedOn w:val="Normal"/>
     <w:rsid w:val="009C23D4"/>
     <w:pPr>
       <w:pBdr>
@@ -6435,7 +6082,7 @@
   </w:style>
   <w:style w:type="paragraph" w:customStyle="1" w:styleId="xl75">
     <w:name w:val="xl75"/>
-    <w:basedOn w:val="Binhthng"/>
+    <w:basedOn w:val="Normal"/>
     <w:rsid w:val="009C23D4"/>
     <w:pPr>
       <w:pBdr>
@@ -6457,7 +6104,7 @@
   </w:style>
   <w:style w:type="paragraph" w:customStyle="1" w:styleId="xl76">
     <w:name w:val="xl76"/>
-    <w:basedOn w:val="Binhthng"/>
+    <w:basedOn w:val="Normal"/>
     <w:rsid w:val="009C23D4"/>
     <w:pPr>
       <w:pBdr>
@@ -6474,7 +6121,7 @@
   </w:style>
   <w:style w:type="paragraph" w:customStyle="1" w:styleId="xl77">
     <w:name w:val="xl77"/>
-    <w:basedOn w:val="Binhthng"/>
+    <w:basedOn w:val="Normal"/>
     <w:rsid w:val="009C23D4"/>
     <w:pPr>
       <w:pBdr>
@@ -6498,7 +6145,7 @@
   </w:style>
   <w:style w:type="paragraph" w:customStyle="1" w:styleId="xl78">
     <w:name w:val="xl78"/>
-    <w:basedOn w:val="Binhthng"/>
+    <w:basedOn w:val="Normal"/>
     <w:rsid w:val="009C23D4"/>
     <w:pPr>
       <w:pBdr>
@@ -6521,7 +6168,7 @@
   </w:style>
   <w:style w:type="paragraph" w:customStyle="1" w:styleId="xl79">
     <w:name w:val="xl79"/>
-    <w:basedOn w:val="Binhthng"/>
+    <w:basedOn w:val="Normal"/>
     <w:rsid w:val="009C23D4"/>
     <w:pPr>
       <w:pBdr>
@@ -6540,13 +6187,13 @@
       <w:szCs w:val="20"/>
     </w:rPr>
   </w:style>
-  <w:style w:type="character" w:styleId="Strang">
+  <w:style w:type="character" w:styleId="PageNumber">
     <w:name w:val="page number"/>
     <w:rsid w:val="009C23D4"/>
   </w:style>
   <w:style w:type="paragraph" w:customStyle="1" w:styleId="Style1">
     <w:name w:val="Style1"/>
-    <w:basedOn w:val="Binhthng"/>
+    <w:basedOn w:val="Normal"/>
     <w:rsid w:val="009C23D4"/>
     <w:pPr>
       <w:widowControl w:val="0"/>
@@ -6581,7 +6228,7 @@
   </w:style>
   <w:style w:type="paragraph" w:customStyle="1" w:styleId="CharCharCharChar">
     <w:name w:val="Char Char Char Char"/>
-    <w:basedOn w:val="Binhthng"/>
+    <w:basedOn w:val="Normal"/>
     <w:rsid w:val="009C23D4"/>
     <w:pPr>
       <w:spacing w:after="160" w:line="240" w:lineRule="exact"/>
@@ -6594,7 +6241,7 @@
   </w:style>
   <w:style w:type="paragraph" w:customStyle="1" w:styleId="Char">
     <w:name w:val="Char"/>
-    <w:basedOn w:val="Binhthng"/>
+    <w:basedOn w:val="Normal"/>
     <w:rsid w:val="009C23D4"/>
     <w:pPr>
       <w:spacing w:after="160" w:line="240" w:lineRule="exact"/>
@@ -6608,7 +6255,7 @@
   </w:style>
   <w:style w:type="paragraph" w:customStyle="1" w:styleId="Char0">
     <w:name w:val="Char"/>
-    <w:basedOn w:val="Binhthng"/>
+    <w:basedOn w:val="Normal"/>
     <w:autoRedefine/>
     <w:rsid w:val="009C23D4"/>
     <w:pPr>
@@ -6621,9 +6268,9 @@
       <w:szCs w:val="26"/>
     </w:rPr>
   </w:style>
-  <w:style w:type="paragraph" w:customStyle="1" w:styleId="listparagraph">
+  <w:style w:type="paragraph" w:customStyle="1" w:styleId="listparagraph0">
     <w:name w:val="listparagraph"/>
-    <w:basedOn w:val="Binhthng"/>
+    <w:basedOn w:val="Normal"/>
     <w:rsid w:val="009C23D4"/>
     <w:pPr>
       <w:ind w:left="720"/>
@@ -6631,7 +6278,7 @@
   </w:style>
   <w:style w:type="paragraph" w:customStyle="1" w:styleId="xl63">
     <w:name w:val="xl63"/>
-    <w:basedOn w:val="Binhthng"/>
+    <w:basedOn w:val="Normal"/>
     <w:rsid w:val="009C23D4"/>
     <w:pPr>
       <w:spacing w:before="100" w:beforeAutospacing="1" w:after="100" w:afterAutospacing="1"/>
@@ -6639,7 +6286,7 @@
   </w:style>
   <w:style w:type="paragraph" w:customStyle="1" w:styleId="xl64">
     <w:name w:val="xl64"/>
-    <w:basedOn w:val="Binhthng"/>
+    <w:basedOn w:val="Normal"/>
     <w:rsid w:val="009C23D4"/>
     <w:pPr>
       <w:pBdr>
@@ -6654,7 +6301,7 @@
   </w:style>
   <w:style w:type="paragraph" w:customStyle="1" w:styleId="xl80">
     <w:name w:val="xl80"/>
-    <w:basedOn w:val="Binhthng"/>
+    <w:basedOn w:val="Normal"/>
     <w:rsid w:val="009C23D4"/>
     <w:pPr>
       <w:shd w:val="clear" w:color="000000" w:fill="B6DDE8"/>
@@ -6669,7 +6316,7 @@
   </w:style>
   <w:style w:type="paragraph" w:customStyle="1" w:styleId="xl81">
     <w:name w:val="xl81"/>
-    <w:basedOn w:val="Binhthng"/>
+    <w:basedOn w:val="Normal"/>
     <w:rsid w:val="009C23D4"/>
     <w:pPr>
       <w:pBdr>
@@ -6687,7 +6334,7 @@
   </w:style>
   <w:style w:type="paragraph" w:customStyle="1" w:styleId="xl82">
     <w:name w:val="xl82"/>
-    <w:basedOn w:val="Binhthng"/>
+    <w:basedOn w:val="Normal"/>
     <w:rsid w:val="009C23D4"/>
     <w:pPr>
       <w:pBdr>
@@ -6706,7 +6353,7 @@
   </w:style>
   <w:style w:type="paragraph" w:customStyle="1" w:styleId="xl83">
     <w:name w:val="xl83"/>
-    <w:basedOn w:val="Binhthng"/>
+    <w:basedOn w:val="Normal"/>
     <w:rsid w:val="009C23D4"/>
     <w:pPr>
       <w:pBdr>
@@ -6724,7 +6371,7 @@
   </w:style>
   <w:style w:type="paragraph" w:customStyle="1" w:styleId="xl84">
     <w:name w:val="xl84"/>
-    <w:basedOn w:val="Binhthng"/>
+    <w:basedOn w:val="Normal"/>
     <w:rsid w:val="009C23D4"/>
     <w:pPr>
       <w:pBdr>
@@ -6743,7 +6390,7 @@
   </w:style>
   <w:style w:type="paragraph" w:customStyle="1" w:styleId="xl85">
     <w:name w:val="xl85"/>
-    <w:basedOn w:val="Binhthng"/>
+    <w:basedOn w:val="Normal"/>
     <w:rsid w:val="009C23D4"/>
     <w:pPr>
       <w:pBdr>
@@ -6763,7 +6410,7 @@
   </w:style>
   <w:style w:type="paragraph" w:customStyle="1" w:styleId="xl86">
     <w:name w:val="xl86"/>
-    <w:basedOn w:val="Binhthng"/>
+    <w:basedOn w:val="Normal"/>
     <w:rsid w:val="009C23D4"/>
     <w:pPr>
       <w:pBdr>
@@ -6783,7 +6430,7 @@
   </w:style>
   <w:style w:type="paragraph" w:customStyle="1" w:styleId="xl87">
     <w:name w:val="xl87"/>
-    <w:basedOn w:val="Binhthng"/>
+    <w:basedOn w:val="Normal"/>
     <w:rsid w:val="009C23D4"/>
     <w:pPr>
       <w:pBdr>
@@ -6800,7 +6447,7 @@
   </w:style>
   <w:style w:type="paragraph" w:customStyle="1" w:styleId="xl88">
     <w:name w:val="xl88"/>
-    <w:basedOn w:val="Binhthng"/>
+    <w:basedOn w:val="Normal"/>
     <w:rsid w:val="009C23D4"/>
     <w:pPr>
       <w:pBdr>
@@ -6818,7 +6465,7 @@
   </w:style>
   <w:style w:type="paragraph" w:customStyle="1" w:styleId="xl89">
     <w:name w:val="xl89"/>
-    <w:basedOn w:val="Binhthng"/>
+    <w:basedOn w:val="Normal"/>
     <w:rsid w:val="009C23D4"/>
     <w:pPr>
       <w:pBdr>
@@ -6836,7 +6483,7 @@
   </w:style>
   <w:style w:type="paragraph" w:customStyle="1" w:styleId="xl90">
     <w:name w:val="xl90"/>
-    <w:basedOn w:val="Binhthng"/>
+    <w:basedOn w:val="Normal"/>
     <w:rsid w:val="009C23D4"/>
     <w:pPr>
       <w:pBdr>
@@ -6854,7 +6501,7 @@
   </w:style>
   <w:style w:type="paragraph" w:customStyle="1" w:styleId="xl91">
     <w:name w:val="xl91"/>
-    <w:basedOn w:val="Binhthng"/>
+    <w:basedOn w:val="Normal"/>
     <w:rsid w:val="009C23D4"/>
     <w:pPr>
       <w:pBdr>
@@ -6871,7 +6518,7 @@
   </w:style>
   <w:style w:type="paragraph" w:customStyle="1" w:styleId="xl92">
     <w:name w:val="xl92"/>
-    <w:basedOn w:val="Binhthng"/>
+    <w:basedOn w:val="Normal"/>
     <w:rsid w:val="009C23D4"/>
     <w:pPr>
       <w:pBdr>
@@ -6889,7 +6536,7 @@
   </w:style>
   <w:style w:type="paragraph" w:customStyle="1" w:styleId="xl93">
     <w:name w:val="xl93"/>
-    <w:basedOn w:val="Binhthng"/>
+    <w:basedOn w:val="Normal"/>
     <w:rsid w:val="009C23D4"/>
     <w:pPr>
       <w:pBdr>
@@ -6909,7 +6556,7 @@
   </w:style>
   <w:style w:type="paragraph" w:customStyle="1" w:styleId="xl94">
     <w:name w:val="xl94"/>
-    <w:basedOn w:val="Binhthng"/>
+    <w:basedOn w:val="Normal"/>
     <w:rsid w:val="009C23D4"/>
     <w:pPr>
       <w:pBdr>
@@ -6927,7 +6574,7 @@
   </w:style>
   <w:style w:type="paragraph" w:customStyle="1" w:styleId="xl95">
     <w:name w:val="xl95"/>
-    <w:basedOn w:val="Binhthng"/>
+    <w:basedOn w:val="Normal"/>
     <w:rsid w:val="009C23D4"/>
     <w:pPr>
       <w:pBdr>
@@ -6946,7 +6593,7 @@
   </w:style>
   <w:style w:type="paragraph" w:customStyle="1" w:styleId="xl96">
     <w:name w:val="xl96"/>
-    <w:basedOn w:val="Binhthng"/>
+    <w:basedOn w:val="Normal"/>
     <w:rsid w:val="009C23D4"/>
     <w:pPr>
       <w:pBdr>
@@ -6965,7 +6612,7 @@
   </w:style>
   <w:style w:type="paragraph" w:customStyle="1" w:styleId="xl97">
     <w:name w:val="xl97"/>
-    <w:basedOn w:val="Binhthng"/>
+    <w:basedOn w:val="Normal"/>
     <w:rsid w:val="009C23D4"/>
     <w:pPr>
       <w:pBdr>
@@ -6984,7 +6631,7 @@
   </w:style>
   <w:style w:type="paragraph" w:customStyle="1" w:styleId="xl98">
     <w:name w:val="xl98"/>
-    <w:basedOn w:val="Binhthng"/>
+    <w:basedOn w:val="Normal"/>
     <w:rsid w:val="009C23D4"/>
     <w:pPr>
       <w:pBdr>
@@ -7002,7 +6649,7 @@
   </w:style>
   <w:style w:type="paragraph" w:customStyle="1" w:styleId="xl99">
     <w:name w:val="xl99"/>
-    <w:basedOn w:val="Binhthng"/>
+    <w:basedOn w:val="Normal"/>
     <w:rsid w:val="009C23D4"/>
     <w:pPr>
       <w:pBdr>
@@ -7020,7 +6667,7 @@
   </w:style>
   <w:style w:type="paragraph" w:customStyle="1" w:styleId="xl100">
     <w:name w:val="xl100"/>
-    <w:basedOn w:val="Binhthng"/>
+    <w:basedOn w:val="Normal"/>
     <w:rsid w:val="009C23D4"/>
     <w:pPr>
       <w:pBdr>
@@ -7039,7 +6686,7 @@
   </w:style>
   <w:style w:type="paragraph" w:customStyle="1" w:styleId="xl101">
     <w:name w:val="xl101"/>
-    <w:basedOn w:val="Binhthng"/>
+    <w:basedOn w:val="Normal"/>
     <w:rsid w:val="009C23D4"/>
     <w:pPr>
       <w:pBdr>
@@ -7058,7 +6705,7 @@
   </w:style>
   <w:style w:type="paragraph" w:customStyle="1" w:styleId="xl102">
     <w:name w:val="xl102"/>
-    <w:basedOn w:val="Binhthng"/>
+    <w:basedOn w:val="Normal"/>
     <w:rsid w:val="009C23D4"/>
     <w:pPr>
       <w:pBdr>
@@ -7077,7 +6724,7 @@
   </w:style>
   <w:style w:type="paragraph" w:customStyle="1" w:styleId="xl103">
     <w:name w:val="xl103"/>
-    <w:basedOn w:val="Binhthng"/>
+    <w:basedOn w:val="Normal"/>
     <w:rsid w:val="009C23D4"/>
     <w:pPr>
       <w:pBdr>
@@ -7098,7 +6745,7 @@
   </w:style>
   <w:style w:type="paragraph" w:customStyle="1" w:styleId="xl104">
     <w:name w:val="xl104"/>
-    <w:basedOn w:val="Binhthng"/>
+    <w:basedOn w:val="Normal"/>
     <w:rsid w:val="009C23D4"/>
     <w:pPr>
       <w:pBdr>
@@ -7116,7 +6763,7 @@
   </w:style>
   <w:style w:type="paragraph" w:customStyle="1" w:styleId="xl105">
     <w:name w:val="xl105"/>
-    <w:basedOn w:val="Binhthng"/>
+    <w:basedOn w:val="Normal"/>
     <w:rsid w:val="009C23D4"/>
     <w:pPr>
       <w:pBdr>
@@ -7138,7 +6785,7 @@
   </w:style>
   <w:style w:type="paragraph" w:customStyle="1" w:styleId="xl106">
     <w:name w:val="xl106"/>
-    <w:basedOn w:val="Binhthng"/>
+    <w:basedOn w:val="Normal"/>
     <w:rsid w:val="009C23D4"/>
     <w:pPr>
       <w:pBdr>
@@ -7157,7 +6804,7 @@
   </w:style>
   <w:style w:type="paragraph" w:customStyle="1" w:styleId="xl107">
     <w:name w:val="xl107"/>
-    <w:basedOn w:val="Binhthng"/>
+    <w:basedOn w:val="Normal"/>
     <w:rsid w:val="009C23D4"/>
     <w:pPr>
       <w:pBdr>
@@ -7175,7 +6822,7 @@
   </w:style>
   <w:style w:type="paragraph" w:customStyle="1" w:styleId="xl108">
     <w:name w:val="xl108"/>
-    <w:basedOn w:val="Binhthng"/>
+    <w:basedOn w:val="Normal"/>
     <w:rsid w:val="009C23D4"/>
     <w:pPr>
       <w:pBdr>
@@ -7191,7 +6838,7 @@
   </w:style>
   <w:style w:type="paragraph" w:customStyle="1" w:styleId="xl109">
     <w:name w:val="xl109"/>
-    <w:basedOn w:val="Binhthng"/>
+    <w:basedOn w:val="Normal"/>
     <w:rsid w:val="009C23D4"/>
     <w:pPr>
       <w:pBdr>
@@ -7210,7 +6857,7 @@
   </w:style>
   <w:style w:type="paragraph" w:customStyle="1" w:styleId="xl110">
     <w:name w:val="xl110"/>
-    <w:basedOn w:val="Binhthng"/>
+    <w:basedOn w:val="Normal"/>
     <w:rsid w:val="009C23D4"/>
     <w:pPr>
       <w:pBdr>
@@ -7227,7 +6874,7 @@
   </w:style>
   <w:style w:type="paragraph" w:customStyle="1" w:styleId="xl111">
     <w:name w:val="xl111"/>
-    <w:basedOn w:val="Binhthng"/>
+    <w:basedOn w:val="Normal"/>
     <w:rsid w:val="009C23D4"/>
     <w:pPr>
       <w:pBdr>
@@ -7247,7 +6894,7 @@
   </w:style>
   <w:style w:type="paragraph" w:customStyle="1" w:styleId="xl112">
     <w:name w:val="xl112"/>
-    <w:basedOn w:val="Binhthng"/>
+    <w:basedOn w:val="Normal"/>
     <w:rsid w:val="009C23D4"/>
     <w:pPr>
       <w:pBdr>
@@ -7264,7 +6911,7 @@
   </w:style>
   <w:style w:type="paragraph" w:customStyle="1" w:styleId="xl113">
     <w:name w:val="xl113"/>
-    <w:basedOn w:val="Binhthng"/>
+    <w:basedOn w:val="Normal"/>
     <w:rsid w:val="009C23D4"/>
     <w:pPr>
       <w:pBdr>
@@ -7283,7 +6930,7 @@
   </w:style>
   <w:style w:type="paragraph" w:customStyle="1" w:styleId="xl114">
     <w:name w:val="xl114"/>
-    <w:basedOn w:val="Binhthng"/>
+    <w:basedOn w:val="Normal"/>
     <w:rsid w:val="009C23D4"/>
     <w:pPr>
       <w:pBdr>
@@ -7304,7 +6951,7 @@
   </w:style>
   <w:style w:type="paragraph" w:customStyle="1" w:styleId="xl115">
     <w:name w:val="xl115"/>
-    <w:basedOn w:val="Binhthng"/>
+    <w:basedOn w:val="Normal"/>
     <w:rsid w:val="009C23D4"/>
     <w:pPr>
       <w:pBdr>
@@ -7323,7 +6970,7 @@
   </w:style>
   <w:style w:type="paragraph" w:customStyle="1" w:styleId="xl116">
     <w:name w:val="xl116"/>
-    <w:basedOn w:val="Binhthng"/>
+    <w:basedOn w:val="Normal"/>
     <w:rsid w:val="009C23D4"/>
     <w:pPr>
       <w:pBdr>
@@ -7340,7 +6987,7 @@
   </w:style>
   <w:style w:type="paragraph" w:customStyle="1" w:styleId="xl117">
     <w:name w:val="xl117"/>
-    <w:basedOn w:val="Binhthng"/>
+    <w:basedOn w:val="Normal"/>
     <w:rsid w:val="009C23D4"/>
     <w:pPr>
       <w:pBdr>
@@ -7356,7 +7003,7 @@
   </w:style>
   <w:style w:type="paragraph" w:customStyle="1" w:styleId="xl118">
     <w:name w:val="xl118"/>
-    <w:basedOn w:val="Binhthng"/>
+    <w:basedOn w:val="Normal"/>
     <w:rsid w:val="009C23D4"/>
     <w:pPr>
       <w:pBdr>
@@ -7373,7 +7020,7 @@
   </w:style>
   <w:style w:type="paragraph" w:customStyle="1" w:styleId="xl119">
     <w:name w:val="xl119"/>
-    <w:basedOn w:val="Binhthng"/>
+    <w:basedOn w:val="Normal"/>
     <w:rsid w:val="009C23D4"/>
     <w:pPr>
       <w:pBdr>
@@ -7393,7 +7040,7 @@
   </w:style>
   <w:style w:type="paragraph" w:customStyle="1" w:styleId="xl120">
     <w:name w:val="xl120"/>
-    <w:basedOn w:val="Binhthng"/>
+    <w:basedOn w:val="Normal"/>
     <w:rsid w:val="009C23D4"/>
     <w:pPr>
       <w:pBdr>
@@ -7413,7 +7060,7 @@
   </w:style>
   <w:style w:type="paragraph" w:customStyle="1" w:styleId="xl121">
     <w:name w:val="xl121"/>
-    <w:basedOn w:val="Binhthng"/>
+    <w:basedOn w:val="Normal"/>
     <w:rsid w:val="009C23D4"/>
     <w:pPr>
       <w:pBdr>
@@ -7431,7 +7078,7 @@
   </w:style>
   <w:style w:type="paragraph" w:customStyle="1" w:styleId="xl122">
     <w:name w:val="xl122"/>
-    <w:basedOn w:val="Binhthng"/>
+    <w:basedOn w:val="Normal"/>
     <w:rsid w:val="009C23D4"/>
     <w:pPr>
       <w:pBdr>
@@ -7449,7 +7096,7 @@
   </w:style>
   <w:style w:type="paragraph" w:customStyle="1" w:styleId="xl123">
     <w:name w:val="xl123"/>
-    <w:basedOn w:val="Binhthng"/>
+    <w:basedOn w:val="Normal"/>
     <w:rsid w:val="009C23D4"/>
     <w:pPr>
       <w:pBdr>
@@ -7468,7 +7115,7 @@
   </w:style>
   <w:style w:type="paragraph" w:customStyle="1" w:styleId="xl124">
     <w:name w:val="xl124"/>
-    <w:basedOn w:val="Binhthng"/>
+    <w:basedOn w:val="Normal"/>
     <w:rsid w:val="009C23D4"/>
     <w:pPr>
       <w:pBdr>
@@ -7482,7 +7129,7 @@
   </w:style>
   <w:style w:type="paragraph" w:customStyle="1" w:styleId="xl125">
     <w:name w:val="xl125"/>
-    <w:basedOn w:val="Binhthng"/>
+    <w:basedOn w:val="Normal"/>
     <w:rsid w:val="009C23D4"/>
     <w:pPr>
       <w:pBdr>
@@ -7497,7 +7144,7 @@
   </w:style>
   <w:style w:type="paragraph" w:customStyle="1" w:styleId="xl126">
     <w:name w:val="xl126"/>
-    <w:basedOn w:val="Binhthng"/>
+    <w:basedOn w:val="Normal"/>
     <w:rsid w:val="009C23D4"/>
     <w:pPr>
       <w:pBdr>
@@ -7514,7 +7161,7 @@
   </w:style>
   <w:style w:type="paragraph" w:customStyle="1" w:styleId="xl127">
     <w:name w:val="xl127"/>
-    <w:basedOn w:val="Binhthng"/>
+    <w:basedOn w:val="Normal"/>
     <w:rsid w:val="009C23D4"/>
     <w:pPr>
       <w:pBdr>
@@ -7531,7 +7178,7 @@
   </w:style>
   <w:style w:type="paragraph" w:customStyle="1" w:styleId="xl128">
     <w:name w:val="xl128"/>
-    <w:basedOn w:val="Binhthng"/>
+    <w:basedOn w:val="Normal"/>
     <w:rsid w:val="009C23D4"/>
     <w:pPr>
       <w:pBdr>
@@ -7547,7 +7194,7 @@
   </w:style>
   <w:style w:type="paragraph" w:customStyle="1" w:styleId="xl129">
     <w:name w:val="xl129"/>
-    <w:basedOn w:val="Binhthng"/>
+    <w:basedOn w:val="Normal"/>
     <w:rsid w:val="009C23D4"/>
     <w:pPr>
       <w:pBdr>
@@ -7564,7 +7211,7 @@
   </w:style>
   <w:style w:type="paragraph" w:customStyle="1" w:styleId="xl130">
     <w:name w:val="xl130"/>
-    <w:basedOn w:val="Binhthng"/>
+    <w:basedOn w:val="Normal"/>
     <w:rsid w:val="009C23D4"/>
     <w:pPr>
       <w:pBdr>
@@ -7583,7 +7230,7 @@
   </w:style>
   <w:style w:type="paragraph" w:customStyle="1" w:styleId="xl131">
     <w:name w:val="xl131"/>
-    <w:basedOn w:val="Binhthng"/>
+    <w:basedOn w:val="Normal"/>
     <w:rsid w:val="009C23D4"/>
     <w:pPr>
       <w:pBdr>
@@ -7601,7 +7248,7 @@
   </w:style>
   <w:style w:type="paragraph" w:customStyle="1" w:styleId="xl132">
     <w:name w:val="xl132"/>
-    <w:basedOn w:val="Binhthng"/>
+    <w:basedOn w:val="Normal"/>
     <w:rsid w:val="009C23D4"/>
     <w:pPr>
       <w:pBdr>
@@ -7620,7 +7267,7 @@
   </w:style>
   <w:style w:type="paragraph" w:customStyle="1" w:styleId="xl133">
     <w:name w:val="xl133"/>
-    <w:basedOn w:val="Binhthng"/>
+    <w:basedOn w:val="Normal"/>
     <w:rsid w:val="009C23D4"/>
     <w:pPr>
       <w:pBdr>
@@ -7641,7 +7288,7 @@
   </w:style>
   <w:style w:type="paragraph" w:customStyle="1" w:styleId="xl134">
     <w:name w:val="xl134"/>
-    <w:basedOn w:val="Binhthng"/>
+    <w:basedOn w:val="Normal"/>
     <w:rsid w:val="009C23D4"/>
     <w:pPr>
       <w:pBdr>
@@ -7661,7 +7308,7 @@
   </w:style>
   <w:style w:type="paragraph" w:customStyle="1" w:styleId="xl135">
     <w:name w:val="xl135"/>
-    <w:basedOn w:val="Binhthng"/>
+    <w:basedOn w:val="Normal"/>
     <w:rsid w:val="009C23D4"/>
     <w:pPr>
       <w:pBdr>
@@ -7680,10 +7327,10 @@
       <w:color w:val="000000"/>
     </w:rPr>
   </w:style>
-  <w:style w:type="paragraph" w:styleId="ThnVnban">
+  <w:style w:type="paragraph" w:styleId="BodyText">
     <w:name w:val="Body Text"/>
-    <w:basedOn w:val="Binhthng"/>
-    <w:link w:val="ThnVnbanChar"/>
+    <w:basedOn w:val="Normal"/>
+    <w:link w:val="BodyTextChar"/>
     <w:unhideWhenUsed/>
     <w:rsid w:val="00675CD4"/>
     <w:rPr>
@@ -7693,9 +7340,9 @@
       <w:lang w:val="x-none" w:eastAsia="x-none"/>
     </w:rPr>
   </w:style>
-  <w:style w:type="character" w:customStyle="1" w:styleId="ThnVnbanChar">
-    <w:name w:val="Thân Văn bản Char"/>
-    <w:link w:val="ThnVnban"/>
+  <w:style w:type="character" w:customStyle="1" w:styleId="BodyTextChar">
+    <w:name w:val="Body Text Char"/>
+    <w:link w:val="BodyText"/>
     <w:rsid w:val="00675CD4"/>
     <w:rPr>
       <w:rFonts w:ascii=".VnTime" w:eastAsia="Times New Roman" w:hAnsi=".VnTime"/>

--- a/samples/templates/organization/thu_chao_phi.docx
+++ b/samples/templates/organization/thu_chao_phi.docx
@@ -190,7 +190,7 @@
           <w:sz w:val="40"/>
           <w:szCs w:val="40"/>
         </w:rPr>
-        <w:t xml:space="preserve">                           </w:t>
+        <w:t xml:space="preserve">                           Tp. Hồ Chí Minh, ngày {{NGAY_HOP_DONG_NGAY}} tháng {{NGAY_HOP_DONG_THANG}} năm {{NGAY_HOP_DONG_NAM}}</w:t>
       </w:r>
       <w:r>
         <w:rPr>
@@ -201,7 +201,6 @@
           <w:sz w:val="24"/>
           <w:szCs w:val="24"/>
         </w:rPr>
-        <w:t>Tp. Hồ Chí Minh, ngày {{NGAY}} tháng {{THANG}} năm {{NAM}}</w:t>
       </w:r>
     </w:p>
     <w:p>
@@ -662,7 +661,7 @@
         <w:rPr>
           <w:lang w:val="nl-NL"/>
         </w:rPr>
-        <w:t>Bên A sẽ thanh toán phí dịch vụ thẩm định cho Bên B với số tiền là {{PHI_THAM_DINH}} đồng (Bằng chữ: {{PHI_THAM_DINH_BANG_CHU}}) Sau khi Bên B cung cấp đầy đủ hồ sơ bao gồm:</w:t>
+        <w:t>{{PHUONG_THUC_THANH_TOAN}}</w:t>
       </w:r>
     </w:p>
     <w:p>

--- a/samples/templates/organization/thu_chao_phi.docx
+++ b/samples/templates/organization/thu_chao_phi.docx
@@ -190,7 +190,7 @@
           <w:sz w:val="40"/>
           <w:szCs w:val="40"/>
         </w:rPr>
-        <w:t xml:space="preserve">                           Tp. Hồ Chí Minh, ngày {{NGAY_HOP_DONG_NGAY}} tháng {{NGAY_HOP_DONG_THANG}} năm {{NGAY_HOP_DONG_NAM}}</w:t>
+        <w:t xml:space="preserve">                           </w:t>
       </w:r>
       <w:r>
         <w:rPr>
@@ -201,6 +201,7 @@
           <w:sz w:val="24"/>
           <w:szCs w:val="24"/>
         </w:rPr>
+        <w:t>Tp. Hồ Chí Minh, ngày {{NGAY_HOP_DONG_NGAY}} tháng {{NGAY_HOP_DONG_THANG}} năm {{NGAY_HOP_DONG_NAM}}</w:t>
       </w:r>
     </w:p>
     <w:p>
